--- a/issues/khliborob_19270316_no11/Khliborob_1927-03-16_no11_PT.docx
+++ b/issues/khliborob_19270316_no11/Khliborob_1927-03-16_no11_PT.docx
@@ -103,36 +103,31 @@
       </w:r>
     </w:p>
     <w:p>
-      <w:r>
-        <w:t>O CULTIVADOR UCRANIANO</w:t>
-      </w:r>
-    </w:p>
-    <w:p>
-      <w:r>
-        <w:t>Conquiste seu lugar, ou não tenha lar</w:t>
-      </w:r>
-    </w:p>
-    <w:p>
-      <w:r>
-        <w:t>O Lavrador Ukraino Jornal semanal, órgão da »União Ukraina no Brasil«. Director: Basilio Kuchar. Gerente: Pedro Mazurechen. Typographia da União Ukraina no Brasil »Lydia«, com séde em Porto, União</w:t>
-      </w:r>
-    </w:p>
-    <w:p>
-      <w:r>
-        <w:t>ENDEREÇO da REDACÇÃO: União da Victoria - Caixa postal №3 - Paraná</w:t>
-      </w:r>
-    </w:p>
-    <w:p>
-      <w:r>
-        <w:t>ÓRGÃO SEMANAL INDEPENDENTE DA „UNIÃO UCRANIANA NO BRASIL“. PUBLICADO TODAS AS QUARTAS-FEIRAS E CUSTA ANUALMENTE 12$000, NA ARGENTINA 5 PESOS, EM OUTROS PAÍSES 2 DÓLARES. ASSINATURA SEMESTRAL 7$000</w:t>
-      </w:r>
-    </w:p>
-    <w:p>
       <w:pPr>
         <w:pStyle w:val="Heading2"/>
       </w:pPr>
       <w:r>
-        <w:t>Preço de um exemplar avulso 400 Rs.</w:t>
+        <w:t>O CULTIVADOR UCRANIANO</w:t>
+      </w:r>
+    </w:p>
+    <w:p>
+      <w:r>
+        <w:t>Conquiste seu lugar, ou não tenha lar</w:t>
+      </w:r>
+    </w:p>
+    <w:p>
+      <w:r>
+        <w:t>O Lavrador Ukraino Jornal semanal, órgão da »União Ukraina no Brasil«. Director: Basilio Kuchar. Gerente: Pedro Mazurechen. Typographia da União Ukraina no Brasil »Lydia«, com séde em Porto, União</w:t>
+      </w:r>
+    </w:p>
+    <w:p>
+      <w:r>
+        <w:t>ENDEREÇO da REDACÇÃO: União da Victoria - Caixa postal №3 - Paraná</w:t>
+      </w:r>
+    </w:p>
+    <w:p>
+      <w:r>
+        <w:t>ÓRGÃO SEMANAL INDEPENDENTE DA „UNIÃO UCRANIANA NO BRASIL“. PUBLICADO TODAS AS QUARTAS-FEIRAS E CUSTA ANUALMENTE 12$000, NA ARGENTINA 5 PESOS, EM OUTROS PAÍSES 2 DÓLARES. ASSINATURA SEMESTRAL 7$000</w:t>
       </w:r>
     </w:p>
     <w:p>
@@ -140,7 +135,7 @@
         <w:pStyle w:val="Heading2"/>
       </w:pPr>
       <w:r>
-        <w:t>PREÇOS DE ANÚNCIOS: 200 Rs. POR LINHA COM MEIO CENTÍMETRO DE LARGURA AO LONGO DE UMA COLUNA, PARA UM ANÚNCIO.</w:t>
+        <w:t>Preço de um exemplar avulso 400 Rs.</w:t>
       </w:r>
     </w:p>
     <w:p>
@@ -148,107 +143,7 @@
         <w:pStyle w:val="Heading2"/>
       </w:pPr>
       <w:r>
-        <w:t>Do Brasil.</w:t>
-      </w:r>
-    </w:p>
-    <w:p>
-      <w:r>
-        <w:t>Emigrantes nas plantações de café em S. Paulo. Emigrantes continuam chegando a S. Paulo. No dia 11 do corrente mês, chegaram 698 emigrantes espanhóis, que serão enviados para fazendas de café, para lá não só experimentarem a bebida, mas, o mais importante, para trabalharem nelas sob a supervisão do "encarregado" ou "feitor" da fazenda.</w:t>
-      </w:r>
-    </w:p>
-    <w:p>
-      <w:r>
-        <w:t>Em breve, conforme noticiam os jornais de S. Paulo, os primeiros emigrantes da Polônia deverão chegar.</w:t>
-      </w:r>
-    </w:p>
-    <w:p>
-      <w:r>
-        <w:t>Pedimos aos nossos ucranianos de São Paulo que acompanhem os jornais, para que possam visitar esses emigrantes e informar a Redação de „Ukr. Khl.“ sobre os resultados das visitas.</w:t>
-      </w:r>
-    </w:p>
-    <w:p>
-      <w:r>
-        <w:t>Em S. PAULO, no dia 11, uma cena sangrenta ocorreu no consulado americano, da qual o cônsul americano Sterdo Goforth foi vítima, recebendo 4 ferimentos graves de outro cidadão americano, David Ward.</w:t>
-      </w:r>
-    </w:p>
-    <w:p>
-      <w:r>
-        <w:t>A causa desta cena foram as formalidades exigidas pelo cônsul para a emissão do passaporte.</w:t>
-      </w:r>
-    </w:p>
-    <w:p>
-      <w:r>
-        <w:t>Mistério. A agência de Curitiba do „Banco do Brasil“ enviou recentemente para o Rio um pacote contendo 600 contos.</w:t>
-      </w:r>
-    </w:p>
-    <w:p>
-      <w:r>
-        <w:t>No Rio, abriram o pacote e, oh, surpresa... não havia dinheiro no pacote.</w:t>
-      </w:r>
-    </w:p>
-    <w:p>
-      <w:r>
-        <w:t>O pacote foi devolvido a Curitiba e agora estão procurando o dinheiro.</w:t>
-      </w:r>
-    </w:p>
-    <w:p>
-      <w:r>
-        <w:t>A polícia já interrogou muitas pessoas, procura, pensa, adivinha, mas o rastro do dinheiro desapareceu.</w:t>
-      </w:r>
-    </w:p>
-    <w:p>
-      <w:r>
-        <w:t>Agora, vá procurar agulha no palheiro!</w:t>
-      </w:r>
-    </w:p>
-    <w:p>
-      <w:r>
-        <w:t>Qualificação de „eleitores“. Após as eleições de 24 do mês passado, nas quais o Partido Democrático do Paraná inesperadamente demonstrou força considerável, ambos os partidos paranaenses: o Republicano (governista) e o Democrático (oposição) começaram a se preparar febrilmente para as próximas eleições, cada um tentando obter o maior número possível de „eleitores“.</w:t>
-      </w:r>
-    </w:p>
-    <w:p>
-      <w:r>
-        <w:t>As próximas eleições municipais e estaduais deverão ser ainda mais interessantes que as federais, pois a oposição desenvolveu uma ampla agitação e, aproveitando na propaganda algumas desordens e o descaso do governo, cresce constantemente em força.</w:t>
-      </w:r>
-    </w:p>
-    <w:p>
-      <w:r>
-        <w:t>O Partido Republicano abriu vários escritórios de qualificação em Curitiba.</w:t>
-      </w:r>
-    </w:p>
-    <w:p>
-      <w:r>
-        <w:t>Ucranianos, vocês já se qualificaram? Somente sendo „eleitores“ poderemos manifestar nossa vontade!</w:t>
-      </w:r>
-    </w:p>
-    <w:p>
-      <w:r>
-        <w:t>Qualifiquemo-nos! Não percamos tempo, pois, como fizermos a cama, assim nos deitaremos!</w:t>
-      </w:r>
-    </w:p>
-    <w:p>
-      <w:r>
-        <w:t>O Carnaval do Rio, segundo os cálculos, custou 40 mil contos (40 milhões).</w:t>
-      </w:r>
-    </w:p>
-    <w:p>
-      <w:r>
-        <w:t>Quanto bem poderia ter sido feito com esse dinheiro!</w:t>
-      </w:r>
-    </w:p>
-    <w:p>
-      <w:r>
-        <w:t>Milhares de pobres morrem de fome e não há quem os ajude, e milhões são encontrados para tais frivolidades.</w:t>
-      </w:r>
-    </w:p>
-    <w:p>
-      <w:r>
-        <w:t>As exportações brasileiras no ano passado diminuíram significativamente em comparação com os anos anteriores.</w:t>
-      </w:r>
-    </w:p>
-    <w:p>
-      <w:r>
-        <w:t>Analisando as razões, os jornais constatam que a culpa é da falta de habilidade comercial dos brasileiros, e que pouca propaganda é feita no exterior para produtos brasileiros como: madeira, erva-mate, café, algodão e etc.</w:t>
+        <w:t>PREÇOS DE ANÚNCIOS: 200 Rs. POR LINHA COM MEIO CENTÍMETRO DE LARGURA AO LONGO DE UMA COLUNA, PARA UM ANÚNCIO.</w:t>
       </w:r>
     </w:p>
     <w:p>
@@ -256,82 +151,107 @@
         <w:pStyle w:val="Heading2"/>
       </w:pPr>
       <w:r>
-        <w:t>CÂMBIO DE MOEDAS.</w:t>
-      </w:r>
-    </w:p>
-    <w:p>
-      <w:r>
-        <w:t>Inglaterra . . . . . . . . . . . . . . . . 41$560 Itália . . . . . . . . . . . . . . . . . $387 França . . . . . . . . . . . . . . . $339 P. América . . . . . . . . . . . . 8$540 Espanha . . . . . . . . . . . . . . . . 1$486 Alemanha . . . . . . . . . . . . . 2$030 Polônia. . . . . . . . . . . . . . . . $780</w:t>
-      </w:r>
-    </w:p>
-    <w:p>
-      <w:r>
-        <w:t>DE TODO O MUNDO.</w:t>
-      </w:r>
-    </w:p>
-    <w:p>
-      <w:r>
-        <w:t>Isolamento político da Iugoslávia. Viena. — As revelações do „Matin“ sobre o papel da Inglaterra na formação do acordo ítalo-albanês provocaram grande insatisfação com a Inglaterra nos círculos políticos de Belgrado. Alguns jornais constatam que, após o encontro de Chamberlain com Mussolini em Livorno, a Inglaterra deu à Itália liberdade de ação nos Bálcãs e, obviamente, a encarregou de paralisar a influência da URSS nos Bálcãs. Por isso, a imprensa de oposição da Iugoslávia continua sua campanha pela restauração das relações com a URSS, enfatizando o isolamento total da Iugoslávia.</w:t>
-      </w:r>
-    </w:p>
-    <w:p>
-      <w:r>
-        <w:t>Roma 10-3. O Papa Pio XI concedeu ao ex-presidente da Polônia Wojciechowski a Ordem da Espora Dourada, e aos ex-ministros Grabski, Rataj e ao „Conde“ Skrzynski as Ordens da Grande Cruz.</w:t>
-      </w:r>
-    </w:p>
-    <w:p>
-      <w:r>
-        <w:t>(Ora, como não poderiam os católicos ucranianos se alegrar com esta notícia? O próprio papa recompensou Grabski por fechar mais de 2000 escolas ucranianas na Galícia — N. da Red.).</w:t>
-      </w:r>
-    </w:p>
-    <w:p>
-      <w:r>
-        <w:t>Liga das Nações. A sessão ordinária da Liga das Nações começou no dia 7 do corrente mês. A Alemanha participa dos trabalhos como membro igualitário e já colocou a questão da Alta Silésia como um dos principais pontos a serem resolvidos, onde nas recentes eleições para o parlamento local, os alemães obtiveram uma vitória decisiva sobre os poloneses, declarando seu desejo de se unir à Alemanha. A Polônia, por sua vez, declara que em nenhuma circunstância concordará em ceder a Alta Silésia à Alemanha, que defenderá seus direitos com armas e que só recuará diante da força. Ora, ora! Diante da força é que recuará! Greve de fome dos Deputados Bielorrussos. Varsóvia. — Cinco deputados bielorrussos, detidos na prisão de Lukishki (Vilno), anunciaram uma greve de fome. Varsóvia. — Prisioneiros políticos na prisão de Lukishki, em Vilno, que recentemente haviam terminado uma longa e difícil greve de fome, declararam novamente uma greve de fome em sinal de solidariedade com os deputados bielorrussos presos. Alemães sobre os Ucranianos. No jornal alemão „Sozial-demokrat“, no número 88, foi publicado um artigo maior dedicado aos ucranianos que vivem tanto sob a Polônia quanto nas terras centrais da Ucrânia. Segundo o jornal, o equilíbrio e a paz no leste da Europa só podem reinar quando a questão ucraniana for resolvida de forma positiva. „Os ucranianos são a nação que desempenha um papel enorme na vida da Polônia, não só agora, mas também nos tempos da Polônia independente anterior. A Rússia pré-guerra esforçava-se por russificar os ucranianos e, por isso, os incitava contra os „senhores“ poloneses. Da mesma forma, os proprietários de terras poloneses na Volínia fizeram tudo para tornar a população ucraniana hostil à ideia de estado polonês.</w:t>
-      </w:r>
-    </w:p>
-    <w:p>
-      <w:r>
-        <w:t>„Portanto, o atual cortejo de alguns políticos ucranianos ao Bolchevismo é compreensível. A melhoria das relações com os ucranianos na Polônia é agora dificultada pela emigração em massa de políticos ucranianos para o exterior. Mas a sociedade polonesa deve lembrar-se de uma coisa: que, mais cedo ou mais tarde, surgirá um Estado Ucraniano independente.</w:t>
-      </w:r>
-    </w:p>
-    <w:p>
-      <w:r>
-        <w:t>„Não haverá paz no Leste da Europa até que a nação ucraniana de quarenta milhões se una em um estado independente e até que suas antigas tradições estatais sejam restauradas.“</w:t>
-      </w:r>
-    </w:p>
-    <w:p>
-      <w:r>
-        <w:t>SOBRE ASSUNTOS UCRANIANOS.</w:t>
-      </w:r>
-    </w:p>
-    <w:p>
-      <w:r>
-        <w:t>Materiais sobre a história do Hetmanato. Ilko Borschak, associado científico da Academia Ucraniana de Ciências em Paris, que também edita o „Ukrainsky Vistnyk“ em Paris, informou à Academia que encontrou no museu nacional de Paris um documento até então desconhecido do escrivão-geral do Hetman Mazepa, Orlyk, e de seu sobrinho Voynarovsky. O documento refere-se aos tempos da passagem de Mazepa para o lado do rei sueco Carlos, quando negociações foram realizadas com a França e a Suécia sobre a transição da Ucrânia para a Suécia e sobre sua independência e separação da Rússia. Círculos históricos da Academia estão interessados neste documento.</w:t>
-      </w:r>
-    </w:p>
-    <w:p>
-      <w:r>
-        <w:t>Durante a análise do arquivo do mosteiro de Rzhyshchev, foram encontrados materiais valiosos sobre a história do Cossacado e do Hetmanato na Ucrânia.</w:t>
-      </w:r>
-    </w:p>
-    <w:p>
-      <w:r>
-        <w:t>Repressão sangrenta. Na cidade de Kosiv, na Polissia, camponeses bielorrussos organizaram uma manifestação em 3 de fevereiro deste ano durante uma feira, exigindo a libertação dos deputados bielorrussos presos. Quando os manifestantes não se dispersaram ao chamado da polícia, uma unidade policial disparou duas salvas contra a multidão. Três pessoas morreram no local, duas faleceram devido aos ferimentos, seis ficaram gravemente feridas e um número considerável teve ferimentos leves. Após esse massacre, a polícia prendeu várias pessoas.</w:t>
-      </w:r>
-    </w:p>
-    <w:p>
-      <w:r>
-        <w:t>Cientistas ucranianos protestam contra a opressão de bielorrussos e ucranianos na Polônia. O 2º Congresso Pan-Ucraniano de Trabalhadores Científicos, em nome de 4 mil professores, conferencistas e trabalhadores de instituições de pesquisa científica da Ucrânia, decidiu levantar sua voz de indignação e protesto perante os trabalhadores científicos de todo o mundo devido às opressões de Varsóvia do governo polonês de Piłsudski contra o povo bielorrusso, que luta contra uma opressão social e nacional sem precedentes na Polônia atual.</w:t>
-      </w:r>
-    </w:p>
-    <w:p>
-      <w:r>
-        <w:t>Essas opressões deveriam provocar ainda mais indignação, já que foi apenas a revolução vitoriosa, que quebrou a prisão dos povos da Rússia czarista, que garantiu a independência da própria Polônia. Enquanto isso, em sua atual perseguição a ucranianos, bielorrussos e outras minorias nacionais, o governo de Piłsudski reviveu os métodos do próprio Muravyov-o-Carrasco e de outros carrascos czaristas, cujas mãos o czarismo em seu tempo tentou sufocar o povo polonês.</w:t>
-      </w:r>
-    </w:p>
-    <w:p>
-      <w:r>
-        <w:t>Liquidação do "coronelismo" de Baczynski. Recentemente, o Dr. Baczynski fez sua última peregrinação a Varsóvia, mas lá, da boca do vice-primeiro-ministro Bartl, ouviu que novas negociações com ele eram inúteis, pois ele estava sozinho e não representava ninguém. Baczynski, no entanto, não pensa em desistir de combater a UNDO e está preparando uma brochura com materiais comprometendo seus líderes.</w:t>
+        <w:t>Do Brasil.</w:t>
+      </w:r>
+    </w:p>
+    <w:p>
+      <w:r>
+        <w:t>Emigrantes nas plantações de café em S. Paulo. Emigrantes continuam chegando a S. Paulo. No dia 11 do corrente mês, chegaram 698 emigrantes espanhóis, que serão enviados para fazendas de café, para lá não só experimentarem a bebida, mas, o mais importante, para trabalharem nelas sob a supervisão do "encarregado" ou "feitor" da fazenda.</w:t>
+      </w:r>
+    </w:p>
+    <w:p>
+      <w:r>
+        <w:t>Em breve, conforme noticiam os jornais de S. Paulo, os primeiros emigrantes da Polônia deverão chegar.</w:t>
+      </w:r>
+    </w:p>
+    <w:p>
+      <w:r>
+        <w:t>Pedimos aos nossos ucranianos de São Paulo que acompanhem os jornais, para que possam visitar esses emigrantes e informar a Redação de „Ukr. Khl.“ sobre os resultados das visitas.</w:t>
+      </w:r>
+    </w:p>
+    <w:p>
+      <w:r>
+        <w:t>Em S. PAULO, no dia 11, uma cena sangrenta ocorreu no consulado americano, da qual o cônsul americano Sterdo Goforth foi vítima, recebendo 4 ferimentos graves de outro cidadão americano, David Ward.</w:t>
+      </w:r>
+    </w:p>
+    <w:p>
+      <w:r>
+        <w:t>A causa desta cena foram as formalidades exigidas pelo cônsul para a emissão do passaporte.</w:t>
+      </w:r>
+    </w:p>
+    <w:p>
+      <w:r>
+        <w:t>Mistério. A agência de Curitiba do „Banco do Brasil“ enviou recentemente para o Rio um pacote contendo 600 contos.</w:t>
+      </w:r>
+    </w:p>
+    <w:p>
+      <w:r>
+        <w:t>No Rio, abriram o pacote e, oh, surpresa... não havia dinheiro no pacote.</w:t>
+      </w:r>
+    </w:p>
+    <w:p>
+      <w:r>
+        <w:t>O pacote foi devolvido a Curitiba e agora estão procurando o dinheiro.</w:t>
+      </w:r>
+    </w:p>
+    <w:p>
+      <w:r>
+        <w:t>A polícia já interrogou muitas pessoas, procura, pensa, adivinha, mas o rastro do dinheiro desapareceu.</w:t>
+      </w:r>
+    </w:p>
+    <w:p>
+      <w:r>
+        <w:t>Agora, vá procurar agulha no palheiro!</w:t>
+      </w:r>
+    </w:p>
+    <w:p>
+      <w:r>
+        <w:t>Qualificação de „eleitores“. Após as eleições de 24 do mês passado, nas quais o Partido Democrático do Paraná inesperadamente demonstrou força considerável, ambos os partidos paranaenses: o Republicano (governista) e o Democrático (oposição) começaram a se preparar febrilmente para as próximas eleições, cada um tentando obter o maior número possível de „eleitores“.</w:t>
+      </w:r>
+    </w:p>
+    <w:p>
+      <w:r>
+        <w:t>As próximas eleições municipais e estaduais deverão ser ainda mais interessantes que as federais, pois a oposição desenvolveu uma ampla agitação e, aproveitando na propaganda algumas desordens e o descaso do governo, cresce constantemente em força.</w:t>
+      </w:r>
+    </w:p>
+    <w:p>
+      <w:r>
+        <w:t>O Partido Republicano abriu vários escritórios de qualificação em Curitiba.</w:t>
+      </w:r>
+    </w:p>
+    <w:p>
+      <w:r>
+        <w:t>Ucranianos, vocês já se qualificaram? Somente sendo „eleitores“ poderemos manifestar nossa vontade!</w:t>
+      </w:r>
+    </w:p>
+    <w:p>
+      <w:r>
+        <w:t>Qualifiquemo-nos! Não percamos tempo, pois, como fizermos a cama, assim nos deitaremos!</w:t>
+      </w:r>
+    </w:p>
+    <w:p>
+      <w:r>
+        <w:t>O Carnaval do Rio, segundo os cálculos, custou 40 mil contos (40 milhões).</w:t>
+      </w:r>
+    </w:p>
+    <w:p>
+      <w:r>
+        <w:t>Quanto bem poderia ter sido feito com esse dinheiro!</w:t>
+      </w:r>
+    </w:p>
+    <w:p>
+      <w:r>
+        <w:t>Milhares de pobres morrem de fome e não há quem os ajude, e milhões são encontrados para tais frivolidades.</w:t>
+      </w:r>
+    </w:p>
+    <w:p>
+      <w:r>
+        <w:t>As exportações brasileiras no ano passado diminuíram significativamente em comparação com os anos anteriores.</w:t>
+      </w:r>
+    </w:p>
+    <w:p>
+      <w:r>
+        <w:t>Analisando as razões, os jornais constatam que a culpa é da falta de habilidade comercial dos brasileiros, e que pouca propaganda é feita no exterior para produtos brasileiros como: madeira, erva-mate, café, algodão e etc.</w:t>
       </w:r>
     </w:p>
     <w:p>
@@ -339,22 +259,12 @@
         <w:pStyle w:val="Heading2"/>
       </w:pPr>
       <w:r>
-        <w:t>DA ADMINISTRAÇÃO</w:t>
-      </w:r>
-    </w:p>
-    <w:p>
-      <w:r>
-        <w:t>A administração do „Ukrainsky Khliborob“ apela a todos os interessados para que não enviem mais dinheiro em cartas comuns, ou registradas — mas mal seladas, pois já recebemos algumas dessas cartas, MAS SEM DINHEIRO.</w:t>
-      </w:r>
-    </w:p>
-    <w:p>
-      <w:r>
-        <w:t>O dinheiro deve ser enviado por ordens de pagamento postais, ou, em último caso, em cartas registradas, mas em envelopes duplos, bem selados e colados entre si, pois há muitos amadores de dinheiro alheio.</w:t>
-      </w:r>
-    </w:p>
-    <w:p>
-      <w:r>
-        <w:t>A ADMINISTRAÇÃO NÃO SE RESPONSABILIZA PELA PERDA DE DINHEIRO NOS CORREIOS.</w:t>
+        <w:t>CÂMBIO DE MOEDAS.</w:t>
+      </w:r>
+    </w:p>
+    <w:p>
+      <w:r>
+        <w:t>Inglaterra . . . . . . . . . . . . . . . . 41$560 Itália . . . . . . . . . . . . . . . . . $387 França . . . . . . . . . . . . . . . $339 P. América . . . . . . . . . . . . 8$540 Espanha . . . . . . . . . . . . . . . . 1$486 Alemanha . . . . . . . . . . . . . 2$030 Polônia. . . . . . . . . . . . . . . . $780</w:t>
       </w:r>
     </w:p>
     <w:p>
@@ -362,6 +272,108 @@
         <w:pStyle w:val="Heading2"/>
       </w:pPr>
       <w:r>
+        <w:t>DE TODO O MUNDO.</w:t>
+      </w:r>
+    </w:p>
+    <w:p>
+      <w:r>
+        <w:t>Isolamento político da Iugoslávia. Viena. — As revelações do „Matin“ sobre o papel da Inglaterra na formação do acordo ítalo-albanês provocaram grande insatisfação com a Inglaterra nos círculos políticos de Belgrado. Alguns jornais constatam que, após o encontro de Chamberlain com Mussolini em Livorno, a Inglaterra deu à Itália liberdade de ação nos Bálcãs e, obviamente, a encarregou de paralisar a influência da URSS nos Bálcãs. Por isso, a imprensa de oposição da Iugoslávia continua sua campanha pela restauração das relações com a URSS, enfatizando o isolamento total da Iugoslávia.</w:t>
+      </w:r>
+    </w:p>
+    <w:p>
+      <w:r>
+        <w:t>Roma 10-3. O Papa Pio XI concedeu ao ex-presidente da Polônia Wojciechowski a Ordem da Espora Dourada, e aos ex-ministros Grabski, Rataj e ao „Conde“ Skrzynski as Ordens da Grande Cruz.</w:t>
+      </w:r>
+    </w:p>
+    <w:p>
+      <w:r>
+        <w:t>(Ora, como não poderiam os católicos ucranianos se alegrar com esta notícia? O próprio papa recompensou Grabski por fechar mais de 2000 escolas ucranianas na Galícia — N. da Red.).</w:t>
+      </w:r>
+    </w:p>
+    <w:p>
+      <w:r>
+        <w:t>Liga das Nações. A sessão ordinária da Liga das Nações começou no dia 7 do corrente mês. A Alemanha participa dos trabalhos como membro igualitário e já colocou a questão da Alta Silésia como um dos principais pontos a serem resolvidos, onde nas recentes eleições para o parlamento local, os alemães obtiveram uma vitória decisiva sobre os poloneses, declarando seu desejo de se unir à Alemanha. A Polônia, por sua vez, declara que em nenhuma circunstância concordará em ceder a Alta Silésia à Alemanha, que defenderá seus direitos com armas e que só recuará diante da força. Ora, ora! Diante da força é que recuará! Greve de fome dos Deputados Bielorrussos. Varsóvia. — Cinco deputados bielorrussos, detidos na prisão de Lukishki (Vilno), anunciaram uma greve de fome. Varsóvia. — Prisioneiros políticos na prisão de Lukishki, em Vilno, que recentemente haviam terminado uma longa e difícil greve de fome, declararam novamente uma greve de fome em sinal de solidariedade com os deputados bielorrussos presos. Alemães sobre os Ucranianos. No jornal alemão „Sozial-demokrat“, no número 88, foi publicado um artigo maior dedicado aos ucranianos que vivem tanto sob a Polônia quanto nas terras centrais da Ucrânia. Segundo o jornal, o equilíbrio e a paz no leste da Europa só podem reinar quando a questão ucraniana for resolvida de forma positiva. „Os ucranianos são a nação que desempenha um papel enorme na vida da Polônia, não só agora, mas também nos tempos da Polônia independente anterior. A Rússia pré-guerra esforçava-se por russificar os ucranianos e, por isso, os incitava contra os „senhores“ poloneses. Da mesma forma, os proprietários de terras poloneses na Volínia fizeram tudo para tornar a população ucraniana hostil à ideia de estado polonês.</w:t>
+      </w:r>
+    </w:p>
+    <w:p>
+      <w:r>
+        <w:t>„Portanto, o atual cortejo de alguns políticos ucranianos ao Bolchevismo é compreensível. A melhoria das relações com os ucranianos na Polônia é agora dificultada pela emigração em massa de políticos ucranianos para o exterior. Mas a sociedade polonesa deve lembrar-se de uma coisa: que, mais cedo ou mais tarde, surgirá um Estado Ucraniano independente.</w:t>
+      </w:r>
+    </w:p>
+    <w:p>
+      <w:r>
+        <w:t>„Não haverá paz no Leste da Europa até que a nação ucraniana de quarenta milhões se una em um estado independente e até que suas antigas tradições estatais sejam restauradas.“</w:t>
+      </w:r>
+    </w:p>
+    <w:p>
+      <w:pPr>
+        <w:pStyle w:val="Heading2"/>
+      </w:pPr>
+      <w:r>
+        <w:t>SOBRE ASSUNTOS UCRANIANOS.</w:t>
+      </w:r>
+    </w:p>
+    <w:p>
+      <w:r>
+        <w:t>Materiais sobre a história do Hetmanato. Ilko Borschak, associado científico da Academia Ucraniana de Ciências em Paris, que também edita o „Ukrainsky Vistnyk“ em Paris, informou à Academia que encontrou no museu nacional de Paris um documento até então desconhecido do escrivão-geral do Hetman Mazepa, Orlyk, e de seu sobrinho Voynarovsky. O documento refere-se aos tempos da passagem de Mazepa para o lado do rei sueco Carlos, quando negociações foram realizadas com a França e a Suécia sobre a transição da Ucrânia para a Suécia e sobre sua independência e separação da Rússia. Círculos históricos da Academia estão interessados neste documento.</w:t>
+      </w:r>
+    </w:p>
+    <w:p>
+      <w:r>
+        <w:t>Durante a análise do arquivo do mosteiro de Rzhyshchev, foram encontrados materiais valiosos sobre a história do Cossacado e do Hetmanato na Ucrânia.</w:t>
+      </w:r>
+    </w:p>
+    <w:p>
+      <w:r>
+        <w:t>Repressão sangrenta. Na cidade de Kosiv, na Polissia, camponeses bielorrussos organizaram uma manifestação em 3 de fevereiro deste ano durante uma feira, exigindo a libertação dos deputados bielorrussos presos. Quando os manifestantes não se dispersaram ao chamado da polícia, uma unidade policial disparou duas salvas contra a multidão. Três pessoas morreram no local, duas faleceram devido aos ferimentos, seis ficaram gravemente feridas e um número considerável teve ferimentos leves. Após esse massacre, a polícia prendeu várias pessoas.</w:t>
+      </w:r>
+    </w:p>
+    <w:p>
+      <w:r>
+        <w:t>Cientistas ucranianos protestam contra a opressão de bielorrussos e ucranianos na Polônia. O 2º Congresso Pan-Ucraniano de Trabalhadores Científicos, em nome de 4 mil professores, conferencistas e trabalhadores de instituições de pesquisa científica da Ucrânia, decidiu levantar sua voz de indignação e protesto perante os trabalhadores científicos de todo o mundo devido às opressões de Varsóvia do governo polonês de Piłsudski contra o povo bielorrusso, que luta contra uma opressão social e nacional sem precedentes na Polônia atual.</w:t>
+      </w:r>
+    </w:p>
+    <w:p>
+      <w:r>
+        <w:t>Essas opressões deveriam provocar ainda mais indignação, já que foi apenas a revolução vitoriosa, que quebrou a prisão dos povos da Rússia czarista, que garantiu a independência da própria Polônia. Enquanto isso, em sua atual perseguição a ucranianos, bielorrussos e outras minorias nacionais, o governo de Piłsudski reviveu os métodos do próprio Muravyov-o-Carrasco e de outros carrascos czaristas, cujas mãos o czarismo em seu tempo tentou sufocar o povo polonês.</w:t>
+      </w:r>
+    </w:p>
+    <w:p>
+      <w:r>
+        <w:t>Liquidação do "coronelismo" de Baczynski. Recentemente, o Dr. Baczynski fez sua última peregrinação a Varsóvia, mas lá, da boca do vice-primeiro-ministro Bartl, ouviu que novas negociações com ele eram inúteis, pois ele estava sozinho e não representava ninguém. Baczynski, no entanto, não pensa em desistir de combater a UNDO e está preparando uma brochura com materiais comprometendo seus líderes.</w:t>
+      </w:r>
+    </w:p>
+    <w:p>
+      <w:pPr>
+        <w:pStyle w:val="Heading2"/>
+      </w:pPr>
+      <w:r>
+        <w:t>DA ADMINISTRAÇÃO</w:t>
+      </w:r>
+    </w:p>
+    <w:p>
+      <w:r>
+        <w:t>A administração do „Ukrainsky Khliborob“ apela a todos os interessados para que não enviem mais dinheiro em cartas comuns, ou registradas — mas mal seladas, pois já recebemos algumas dessas cartas, MAS SEM DINHEIRO.</w:t>
+      </w:r>
+    </w:p>
+    <w:p>
+      <w:r>
+        <w:t>O dinheiro deve ser enviado por ordens de pagamento postais, ou, em último caso, em cartas registradas, mas em envelopes duplos, bem selados e colados entre si, pois há muitos amadores de dinheiro alheio.</w:t>
+      </w:r>
+    </w:p>
+    <w:p>
+      <w:pPr>
+        <w:pStyle w:val="Heading2"/>
+      </w:pPr>
+      <w:r>
+        <w:t>A ADMINISTRAÇÃO NÃO SE RESPONSABILIZA PELA PERDA DE DINHEIRO NOS CORREIOS.</w:t>
+      </w:r>
+    </w:p>
+    <w:p>
+      <w:pPr>
+        <w:pStyle w:val="Heading2"/>
+      </w:pPr>
+      <w:r>
         <w:t>DA CRÔNICA DE NOSSA VIDA NO BRASIL.</w:t>
       </w:r>
     </w:p>
@@ -371,6 +383,9 @@
       </w:r>
     </w:p>
     <w:p>
+      <w:pPr>
+        <w:pStyle w:val="Heading2"/>
+      </w:pPr>
       <w:r>
         <w:t>DOAÇÕES PARA PAGAMENTO DA DÍVIDA DO COLÉGIO UCR.-BR.</w:t>
       </w:r>
@@ -381,6 +396,9 @@
       </w:r>
     </w:p>
     <w:p>
+      <w:pPr>
+        <w:pStyle w:val="Heading2"/>
+      </w:pPr>
       <w:r>
         <w:t>DA SECRETARIA DA U. S.</w:t>
       </w:r>
